--- a/klagomål/A 52368-2025 FSC-klagomål.docx
+++ b/klagomål/A 52368-2025 FSC-klagomål.docx
@@ -1888,7 +1888,7 @@
     <w:r>
       <w:tab/>
       <w:tab/>
-      <w:t>2026-09-14</w:t>
+      <w:t>2026-09-15</w:t>
       <w:br/>
       <w:br/>
     </w:r>

--- a/klagomål/A 52368-2025 FSC-klagomål.docx
+++ b/klagomål/A 52368-2025 FSC-klagomål.docx
@@ -1888,7 +1888,7 @@
     <w:r>
       <w:tab/>
       <w:tab/>
-      <w:t>2026-09-15</w:t>
+      <w:t>2026-09-16</w:t>
       <w:br/>
       <w:br/>
     </w:r>

--- a/klagomål/A 52368-2025 FSC-klagomål.docx
+++ b/klagomål/A 52368-2025 FSC-klagomål.docx
@@ -1888,7 +1888,7 @@
     <w:r>
       <w:tab/>
       <w:tab/>
-      <w:t>2026-09-16</w:t>
+      <w:t>2026-09-17</w:t>
       <w:br/>
       <w:br/>
     </w:r>

--- a/klagomål/A 52368-2025 FSC-klagomål.docx
+++ b/klagomål/A 52368-2025 FSC-klagomål.docx
@@ -1888,7 +1888,7 @@
     <w:r>
       <w:tab/>
       <w:tab/>
-      <w:t>2026-09-17</w:t>
+      <w:t>2026-09-18</w:t>
       <w:br/>
       <w:br/>
     </w:r>

--- a/klagomål/A 52368-2025 FSC-klagomål.docx
+++ b/klagomål/A 52368-2025 FSC-klagomål.docx
@@ -1888,7 +1888,7 @@
     <w:r>
       <w:tab/>
       <w:tab/>
-      <w:t>2026-09-18</w:t>
+      <w:t>2026-09-19</w:t>
       <w:br/>
       <w:br/>
     </w:r>

--- a/klagomål/A 52368-2025 FSC-klagomål.docx
+++ b/klagomål/A 52368-2025 FSC-klagomål.docx
@@ -1888,7 +1888,7 @@
     <w:r>
       <w:tab/>
       <w:tab/>
-      <w:t>2026-09-19</w:t>
+      <w:t>2026-09-21</w:t>
       <w:br/>
       <w:br/>
     </w:r>

--- a/klagomål/A 52368-2025 FSC-klagomål.docx
+++ b/klagomål/A 52368-2025 FSC-klagomål.docx
@@ -1888,7 +1888,7 @@
     <w:r>
       <w:tab/>
       <w:tab/>
-      <w:t>2026-09-21</w:t>
+      <w:t>2026-09-23</w:t>
       <w:br/>
       <w:br/>
     </w:r>

--- a/klagomål/A 52368-2025 FSC-klagomål.docx
+++ b/klagomål/A 52368-2025 FSC-klagomål.docx
@@ -1888,7 +1888,7 @@
     <w:r>
       <w:tab/>
       <w:tab/>
-      <w:t>2026-09-23</w:t>
+      <w:t>2026-09-24</w:t>
       <w:br/>
       <w:br/>
     </w:r>

--- a/klagomål/A 52368-2025 FSC-klagomål.docx
+++ b/klagomål/A 52368-2025 FSC-klagomål.docx
@@ -1888,7 +1888,7 @@
     <w:r>
       <w:tab/>
       <w:tab/>
-      <w:t>2026-09-24</w:t>
+      <w:t>2026-09-25</w:t>
       <w:br/>
       <w:br/>
     </w:r>

--- a/klagomål/A 52368-2025 FSC-klagomål.docx
+++ b/klagomål/A 52368-2025 FSC-klagomål.docx
@@ -1888,7 +1888,7 @@
     <w:r>
       <w:tab/>
       <w:tab/>
-      <w:t>2026-09-25</w:t>
+      <w:t>2026-09-26</w:t>
       <w:br/>
       <w:br/>
     </w:r>

--- a/klagomål/A 52368-2025 FSC-klagomål.docx
+++ b/klagomål/A 52368-2025 FSC-klagomål.docx
@@ -1888,7 +1888,7 @@
     <w:r>
       <w:tab/>
       <w:tab/>
-      <w:t>2026-09-26</w:t>
+      <w:t>2026-09-27</w:t>
       <w:br/>
       <w:br/>
     </w:r>

--- a/klagomål/A 52368-2025 FSC-klagomål.docx
+++ b/klagomål/A 52368-2025 FSC-klagomål.docx
@@ -1888,7 +1888,7 @@
     <w:r>
       <w:tab/>
       <w:tab/>
-      <w:t>2026-09-27</w:t>
+      <w:t>2026-09-28</w:t>
       <w:br/>
       <w:br/>
     </w:r>

--- a/klagomål/A 52368-2025 FSC-klagomål.docx
+++ b/klagomål/A 52368-2025 FSC-klagomål.docx
@@ -178,7 +178,7 @@
       <w:r>
         <w:drawing>
           <wp:inline xmlns:a="http://schemas.openxmlformats.org/drawingml/2006/main" xmlns:pic="http://schemas.openxmlformats.org/drawingml/2006/picture">
-            <wp:extent cx="5486400" cy="5642885"/>
+            <wp:extent cx="5486400" cy="5644770"/>
             <wp:docPr id="1" name="Picture 1"/>
             <wp:cNvGraphicFramePr>
               <a:graphicFrameLocks noChangeAspect="1"/>
@@ -199,7 +199,7 @@
                   <pic:spPr>
                     <a:xfrm>
                       <a:off x="0" y="0"/>
-                      <a:ext cx="5486400" cy="5642885"/>
+                      <a:ext cx="5486400" cy="5644770"/>
                     </a:xfrm>
                     <a:prstGeom prst="rect"/>
                   </pic:spPr>
@@ -221,7 +221,7 @@
     </w:p>
     <w:p>
       <w:r>
-        <w:t>I och inom 19 meter från avverkningsanmälan finns fynd av 28 naturvårdsarter, varav 14 är rödlistade, 7 är fridlysta, 24 är typiska (T) och 12 är signalarter (S): garnlav (VU, T), grantickeporing (VU), gränsticka (VU, T), doftskinn (NT, T), gammelgransskål (NT, T), halmgul örnlav (NT), knottrig blåslav (NT, T), lavskrika (NT, T, §4), rödbrun blekspik (NT, T), skrovellav (NT, T), stjärntagging (NT, T), tretåig hackspett (NT, T, §4), varglav (NT, §8), vitgrynig nållav (NT), bårdlav (S, T), gulnål (S, T), gytterlav (S, T), korallblylav (S, T), korallrot (S, T, §8), kornig nållav (S, T), kransrams (S, T), luddlav (S, T), spindelblomster (S, T, §8), stuplav (S, T), vedticka (S, T), ögonpyrola (S, T), spillkråka (T, §4) och tjäder (T, §4). Se Figur 1.</w:t>
+        <w:t>I och inom 19 meter från avverkningsanmälan finns fynd av 29 naturvårdsarter, varav 14 är rödlistade, 7 är fridlysta, 25 är typiska (T) och 12 är signalarter (S): garnlav (VU, T), grantickeporing (VU), gränsticka (VU, T), doftskinn (NT, T), gammelgransskål (NT, T), halmgul örnlav (NT), knottrig blåslav (NT, T), lavskrika (NT, T, §4), rödbrun blekspik (NT, T), skrovellav (NT, T), stjärntagging (NT, T), tretåig hackspett (NT, T, §4), varglav (NT, §8), vitgrynig nållav (NT), bårdlav (S, T), gulnål (S, T), gytterlav (S, T), korallblylav (S, T), korallrot (S, T, §8), kornig nållav (S, T), kransrams (S, T), luddlav (S, T), spindelblomster (S, T, §8), stuplav (S, T), vedticka (S, T), ögonpyrola (S, T), spillkråka (T, §4), tjäder (T, §4) och torta (T). Se Figur 1.</w:t>
       </w:r>
     </w:p>
     <w:p>
@@ -990,6 +990,35 @@
       </w:r>
     </w:p>
     <w:p>
+      <w:r>
+        <w:rPr>
+          <w:b/>
+        </w:rPr>
+        <w:t xml:space="preserve">Torta </w:t>
+      </w:r>
+      <w:r>
+        <w:t xml:space="preserve">är typisk art för </w:t>
+      </w:r>
+      <w:r>
+        <w:rPr>
+          <w:i/>
+        </w:rPr>
+        <w:t xml:space="preserve">9050 Näringsrik granskog </w:t>
+      </w:r>
+      <w:r>
+        <w:t xml:space="preserve">och </w:t>
+      </w:r>
+      <w:r>
+        <w:rPr>
+          <w:i/>
+        </w:rPr>
+        <w:t xml:space="preserve">9040 Fjällbjörkskog </w:t>
+      </w:r>
+      <w:r>
+        <w:t>(SLU Artdatabanken, 2025).</w:t>
+      </w:r>
+    </w:p>
+    <w:p>
       <w:pPr>
         <w:pStyle w:val="Heading1"/>
       </w:pPr>
@@ -1132,7 +1161,7 @@
         <w:rPr>
           <w:i/>
         </w:rPr>
-        <w:t>I det avverkningsanmälda skogsområdet har 28 naturvårdsarter varav 14 rödlistade arter sina livsmiljöer och växtplatser.</w:t>
+        <w:t>I det avverkningsanmälda skogsområdet har 29 naturvårdsarter varav 14 rödlistade arter sina livsmiljöer och växtplatser.</w:t>
       </w:r>
     </w:p>
     <w:p>
@@ -1888,7 +1917,7 @@
     <w:r>
       <w:tab/>
       <w:tab/>
-      <w:t>2026-09-28</w:t>
+      <w:t>2026-09-29</w:t>
       <w:br/>
       <w:br/>
     </w:r>

--- a/klagomål/A 52368-2025 FSC-klagomål.docx
+++ b/klagomål/A 52368-2025 FSC-klagomål.docx
@@ -1917,7 +1917,7 @@
     <w:r>
       <w:tab/>
       <w:tab/>
-      <w:t>2026-09-29</w:t>
+      <w:t>2026-09-30</w:t>
       <w:br/>
       <w:br/>
     </w:r>

--- a/klagomål/A 52368-2025 FSC-klagomål.docx
+++ b/klagomål/A 52368-2025 FSC-klagomål.docx
@@ -1917,7 +1917,7 @@
     <w:r>
       <w:tab/>
       <w:tab/>
-      <w:t>2026-09-30</w:t>
+      <w:t>2026-10-01</w:t>
       <w:br/>
       <w:br/>
     </w:r>

--- a/klagomål/A 52368-2025 FSC-klagomål.docx
+++ b/klagomål/A 52368-2025 FSC-klagomål.docx
@@ -1917,7 +1917,7 @@
     <w:r>
       <w:tab/>
       <w:tab/>
-      <w:t>2026-10-01</w:t>
+      <w:t>2026-10-02</w:t>
       <w:br/>
       <w:br/>
     </w:r>

--- a/klagomål/A 52368-2025 FSC-klagomål.docx
+++ b/klagomål/A 52368-2025 FSC-klagomål.docx
@@ -1917,7 +1917,7 @@
     <w:r>
       <w:tab/>
       <w:tab/>
-      <w:t>2026-10-02</w:t>
+      <w:t>2026-10-03</w:t>
       <w:br/>
       <w:br/>
     </w:r>

--- a/klagomål/A 52368-2025 FSC-klagomål.docx
+++ b/klagomål/A 52368-2025 FSC-klagomål.docx
@@ -1917,7 +1917,7 @@
     <w:r>
       <w:tab/>
       <w:tab/>
-      <w:t>2026-10-03</w:t>
+      <w:t>2026-10-04</w:t>
       <w:br/>
       <w:br/>
     </w:r>

--- a/klagomål/A 52368-2025 FSC-klagomål.docx
+++ b/klagomål/A 52368-2025 FSC-klagomål.docx
@@ -1917,7 +1917,7 @@
     <w:r>
       <w:tab/>
       <w:tab/>
-      <w:t>2026-10-04</w:t>
+      <w:t>2026-10-05</w:t>
       <w:br/>
       <w:br/>
     </w:r>

--- a/klagomål/A 52368-2025 FSC-klagomål.docx
+++ b/klagomål/A 52368-2025 FSC-klagomål.docx
@@ -1917,7 +1917,7 @@
     <w:r>
       <w:tab/>
       <w:tab/>
-      <w:t>2026-10-05</w:t>
+      <w:t>2026-10-06</w:t>
       <w:br/>
       <w:br/>
     </w:r>

--- a/klagomål/A 52368-2025 FSC-klagomål.docx
+++ b/klagomål/A 52368-2025 FSC-klagomål.docx
@@ -1917,7 +1917,7 @@
     <w:r>
       <w:tab/>
       <w:tab/>
-      <w:t>2026-10-06</w:t>
+      <w:t>2026-10-07</w:t>
       <w:br/>
       <w:br/>
     </w:r>

--- a/klagomål/A 52368-2025 FSC-klagomål.docx
+++ b/klagomål/A 52368-2025 FSC-klagomål.docx
@@ -1917,7 +1917,7 @@
     <w:r>
       <w:tab/>
       <w:tab/>
-      <w:t>2026-10-07</w:t>
+      <w:t>2026-10-08</w:t>
       <w:br/>
       <w:br/>
     </w:r>

--- a/klagomål/A 52368-2025 FSC-klagomål.docx
+++ b/klagomål/A 52368-2025 FSC-klagomål.docx
@@ -1917,7 +1917,7 @@
     <w:r>
       <w:tab/>
       <w:tab/>
-      <w:t>2026-10-08</w:t>
+      <w:t>2026-10-09</w:t>
       <w:br/>
       <w:br/>
     </w:r>

--- a/klagomål/A 52368-2025 FSC-klagomål.docx
+++ b/klagomål/A 52368-2025 FSC-klagomål.docx
@@ -1917,7 +1917,7 @@
     <w:r>
       <w:tab/>
       <w:tab/>
-      <w:t>2026-10-09</w:t>
+      <w:t>2026-10-10</w:t>
       <w:br/>
       <w:br/>
     </w:r>

--- a/klagomål/A 52368-2025 FSC-klagomål.docx
+++ b/klagomål/A 52368-2025 FSC-klagomål.docx
@@ -1917,7 +1917,7 @@
     <w:r>
       <w:tab/>
       <w:tab/>
-      <w:t>2026-10-10</w:t>
+      <w:t>2026-10-11</w:t>
       <w:br/>
       <w:br/>
     </w:r>

--- a/klagomål/A 52368-2025 FSC-klagomål.docx
+++ b/klagomål/A 52368-2025 FSC-klagomål.docx
@@ -1917,7 +1917,7 @@
     <w:r>
       <w:tab/>
       <w:tab/>
-      <w:t>2026-10-11</w:t>
+      <w:t>2026-10-12</w:t>
       <w:br/>
       <w:br/>
     </w:r>

--- a/klagomål/A 52368-2025 FSC-klagomål.docx
+++ b/klagomål/A 52368-2025 FSC-klagomål.docx
@@ -1917,7 +1917,7 @@
     <w:r>
       <w:tab/>
       <w:tab/>
-      <w:t>2026-10-12</w:t>
+      <w:t>2026-10-13</w:t>
       <w:br/>
       <w:br/>
     </w:r>

--- a/klagomål/A 52368-2025 FSC-klagomål.docx
+++ b/klagomål/A 52368-2025 FSC-klagomål.docx
@@ -1917,7 +1917,7 @@
     <w:r>
       <w:tab/>
       <w:tab/>
-      <w:t>2026-10-13</w:t>
+      <w:t>2026-10-14</w:t>
       <w:br/>
       <w:br/>
     </w:r>

--- a/klagomål/A 52368-2025 FSC-klagomål.docx
+++ b/klagomål/A 52368-2025 FSC-klagomål.docx
@@ -1917,7 +1917,7 @@
     <w:r>
       <w:tab/>
       <w:tab/>
-      <w:t>2026-10-14</w:t>
+      <w:t>2026-10-15</w:t>
       <w:br/>
       <w:br/>
     </w:r>

--- a/klagomål/A 52368-2025 FSC-klagomål.docx
+++ b/klagomål/A 52368-2025 FSC-klagomål.docx
@@ -1917,7 +1917,7 @@
     <w:r>
       <w:tab/>
       <w:tab/>
-      <w:t>2026-10-15</w:t>
+      <w:t>2026-10-16</w:t>
       <w:br/>
       <w:br/>
     </w:r>

--- a/klagomål/A 52368-2025 FSC-klagomål.docx
+++ b/klagomål/A 52368-2025 FSC-klagomål.docx
@@ -1917,7 +1917,7 @@
     <w:r>
       <w:tab/>
       <w:tab/>
-      <w:t>2026-10-16</w:t>
+      <w:t>2026-10-17</w:t>
       <w:br/>
       <w:br/>
     </w:r>

--- a/klagomål/A 52368-2025 FSC-klagomål.docx
+++ b/klagomål/A 52368-2025 FSC-klagomål.docx
@@ -1917,7 +1917,7 @@
     <w:r>
       <w:tab/>
       <w:tab/>
-      <w:t>2026-10-17</w:t>
+      <w:t>2026-10-18</w:t>
       <w:br/>
       <w:br/>
     </w:r>

--- a/klagomål/A 52368-2025 FSC-klagomål.docx
+++ b/klagomål/A 52368-2025 FSC-klagomål.docx
@@ -1917,7 +1917,7 @@
     <w:r>
       <w:tab/>
       <w:tab/>
-      <w:t>2026-10-18</w:t>
+      <w:t>2026-10-19</w:t>
       <w:br/>
       <w:br/>
     </w:r>

--- a/klagomål/A 52368-2025 FSC-klagomål.docx
+++ b/klagomål/A 52368-2025 FSC-klagomål.docx
@@ -1917,7 +1917,7 @@
     <w:r>
       <w:tab/>
       <w:tab/>
-      <w:t>2026-10-19</w:t>
+      <w:t>2026-10-20</w:t>
       <w:br/>
       <w:br/>
     </w:r>

--- a/klagomål/A 52368-2025 FSC-klagomål.docx
+++ b/klagomål/A 52368-2025 FSC-klagomål.docx
@@ -1917,7 +1917,7 @@
     <w:r>
       <w:tab/>
       <w:tab/>
-      <w:t>2026-10-20</w:t>
+      <w:t>2026-10-21</w:t>
       <w:br/>
       <w:br/>
     </w:r>

--- a/klagomål/A 52368-2025 FSC-klagomål.docx
+++ b/klagomål/A 52368-2025 FSC-klagomål.docx
@@ -1917,7 +1917,7 @@
     <w:r>
       <w:tab/>
       <w:tab/>
-      <w:t>2026-10-21</w:t>
+      <w:t>2026-10-22</w:t>
       <w:br/>
       <w:br/>
     </w:r>

--- a/klagomål/A 52368-2025 FSC-klagomål.docx
+++ b/klagomål/A 52368-2025 FSC-klagomål.docx
@@ -1917,7 +1917,7 @@
     <w:r>
       <w:tab/>
       <w:tab/>
-      <w:t>2026-10-22</w:t>
+      <w:t>2026-10-23</w:t>
       <w:br/>
       <w:br/>
     </w:r>

--- a/klagomål/A 52368-2025 FSC-klagomål.docx
+++ b/klagomål/A 52368-2025 FSC-klagomål.docx
@@ -1917,7 +1917,7 @@
     <w:r>
       <w:tab/>
       <w:tab/>
-      <w:t>2026-10-23</w:t>
+      <w:t>2026-10-24</w:t>
       <w:br/>
       <w:br/>
     </w:r>

--- a/klagomål/A 52368-2025 FSC-klagomål.docx
+++ b/klagomål/A 52368-2025 FSC-klagomål.docx
@@ -1917,7 +1917,7 @@
     <w:r>
       <w:tab/>
       <w:tab/>
-      <w:t>2026-10-24</w:t>
+      <w:t>2026-10-25</w:t>
       <w:br/>
       <w:br/>
     </w:r>

--- a/klagomål/A 52368-2025 FSC-klagomål.docx
+++ b/klagomål/A 52368-2025 FSC-klagomål.docx
@@ -1917,7 +1917,7 @@
     <w:r>
       <w:tab/>
       <w:tab/>
-      <w:t>2026-10-25</w:t>
+      <w:t>2026-10-26</w:t>
       <w:br/>
       <w:br/>
     </w:r>

--- a/klagomål/A 52368-2025 FSC-klagomål.docx
+++ b/klagomål/A 52368-2025 FSC-klagomål.docx
@@ -1917,7 +1917,7 @@
     <w:r>
       <w:tab/>
       <w:tab/>
-      <w:t>2026-10-26</w:t>
+      <w:t>2026-10-27</w:t>
       <w:br/>
       <w:br/>
     </w:r>

--- a/klagomål/A 52368-2025 FSC-klagomål.docx
+++ b/klagomål/A 52368-2025 FSC-klagomål.docx
@@ -1917,7 +1917,7 @@
     <w:r>
       <w:tab/>
       <w:tab/>
-      <w:t>2026-10-27</w:t>
+      <w:t>2026-10-28</w:t>
       <w:br/>
       <w:br/>
     </w:r>

--- a/klagomål/A 52368-2025 FSC-klagomål.docx
+++ b/klagomål/A 52368-2025 FSC-klagomål.docx
@@ -1917,7 +1917,7 @@
     <w:r>
       <w:tab/>
       <w:tab/>
-      <w:t>2026-10-28</w:t>
+      <w:t>2026-10-29</w:t>
       <w:br/>
       <w:br/>
     </w:r>

--- a/klagomål/A 52368-2025 FSC-klagomål.docx
+++ b/klagomål/A 52368-2025 FSC-klagomål.docx
@@ -1917,7 +1917,7 @@
     <w:r>
       <w:tab/>
       <w:tab/>
-      <w:t>2026-10-29</w:t>
+      <w:t>2026-10-31</w:t>
       <w:br/>
       <w:br/>
     </w:r>
